--- a/user-stories/Epic-2-Parameter-and-Math-Function-Selection/US-05-Display-Math-Function-Options.docx
+++ b/user-stories/Epic-2-Parameter-and-Math-Function-Selection/US-05-Display-Math-Function-Options.docx
@@ -7,58 +7,19 @@
         <w:pStyle w:val="Heading1"/>
       </w:pPr>
       <w:r>
-        <w:rPr>
-          <w:color w:val="1F497D"/>
-        </w:rPr>
-        <w:t>US-05 - Display Math Function Options</w:t>
-      </w:r>
-    </w:p>
-    <w:p/>
-    <w:p>
-      <w:r>
-        <w:rPr>
-          <w:b/>
-        </w:rPr>
-        <w:t xml:space="preserve">Epic: </w:t>
-      </w:r>
-      <w:r>
-        <w:t>Epic 2 - Parameter and Math Function Selection</w:t>
+        <w:t>US-05: Display Math Function Options</w:t>
       </w:r>
     </w:p>
     <w:p>
       <w:r>
-        <w:rPr>
-          <w:b/>
-        </w:rPr>
-        <w:t xml:space="preserve">Story ID: </w:t>
-      </w:r>
-      <w:r>
-        <w:t>US-05</w:t>
+        <w:t>Epic: Epic 2 - Parameter and Math Function Selection</w:t>
       </w:r>
     </w:p>
     <w:p>
       <w:r>
-        <w:rPr>
-          <w:b/>
-        </w:rPr>
-        <w:t xml:space="preserve">Type: </w:t>
-      </w:r>
-      <w:r>
-        <w:t>Frontend</w:t>
+        <w:t>Type: Frontend</w:t>
       </w:r>
     </w:p>
-    <w:p>
-      <w:r>
-        <w:rPr>
-          <w:b/>
-        </w:rPr>
-        <w:t xml:space="preserve">Priority: </w:t>
-      </w:r>
-      <w:r>
-        <w:t>Medium</w:t>
-      </w:r>
-    </w:p>
-    <w:p/>
     <w:p>
       <w:pPr>
         <w:pStyle w:val="Heading2"/>
@@ -71,16 +32,11 @@
       <w:r>
         <w:t>As a user,</w:t>
         <w:br/>
-      </w:r>
-      <w:r>
-        <w:t>I want to click on the 'Math Function' tab in the expression builder popup,</w:t>
+        <w:t>I want to click the "Math Functions" tab and see all available math function options,</w:t>
         <w:br/>
-      </w:r>
-      <w:r>
-        <w:t>So that I can see all available math functions to apply in my expression.</w:t>
+        <w:t>So that I can apply mathematical operations in my expression.</w:t>
       </w:r>
     </w:p>
-    <w:p/>
     <w:p>
       <w:pPr>
         <w:pStyle w:val="Heading2"/>
@@ -94,7 +50,7 @@
         <w:pStyle w:val="ListBullet"/>
       </w:pPr>
       <w:r>
-        <w:t>Clicking 'Math Function' tab displays exactly the following options: Min, MAX, FLOOR, ABS, BRACKET, CEIL.</w:t>
+        <w:t>The tab label reads "Math Functions" (label must not change).</w:t>
       </w:r>
     </w:p>
     <w:p>
@@ -102,7 +58,7 @@
         <w:pStyle w:val="ListBullet"/>
       </w:pPr>
       <w:r>
-        <w:t>No other options are shown when 'Math Function' tab is active.</w:t>
+        <w:t>When the "Math Functions" tab is selected, the list shows: Min, MAX, FLOOR, ABS, BRACKET, CEIL.</w:t>
       </w:r>
     </w:p>
     <w:p>
@@ -110,7 +66,7 @@
         <w:pStyle w:val="ListBullet"/>
       </w:pPr>
       <w:r>
-        <w:t>Each math function is displayed as a selectable option.</w:t>
+        <w:t>No parameter fields are shown in this tab.</w:t>
       </w:r>
     </w:p>
     <w:p>
@@ -118,7 +74,67 @@
         <w:pStyle w:val="ListBullet"/>
       </w:pPr>
       <w:r>
-        <w:t>The label 'Math Function' remains unchanged.</w:t>
+        <w:t>The selected tab is visually highlighted.</w:t>
+      </w:r>
+    </w:p>
+    <w:p>
+      <w:pPr>
+        <w:pStyle w:val="Heading2"/>
+      </w:pPr>
+      <w:r>
+        <w:t>Notes / Clarifications</w:t>
+      </w:r>
+    </w:p>
+    <w:p>
+      <w:pPr>
+        <w:pStyle w:val="ListBullet"/>
+      </w:pPr>
+      <w:r>
+        <w:t>NEEDS CLARIFICATION: The reference UI screenshot shows additional options "Period min" and "Period max". Confirm whether these should be included.</w:t>
+      </w:r>
+    </w:p>
+    <w:p>
+      <w:pPr>
+        <w:pStyle w:val="Heading2"/>
+      </w:pPr>
+      <w:r>
+        <w:t>UI Reference</w:t>
+      </w:r>
+    </w:p>
+    <w:p>
+      <w:r>
+        <w:drawing>
+          <wp:inline xmlns:a="http://schemas.openxmlformats.org/drawingml/2006/main" xmlns:pic="http://schemas.openxmlformats.org/drawingml/2006/picture">
+            <wp:extent cx="4572000" cy="5047308"/>
+            <wp:docPr id="1" name="Picture 1"/>
+            <wp:cNvGraphicFramePr>
+              <a:graphicFrameLocks noChangeAspect="1"/>
+            </wp:cNvGraphicFramePr>
+            <a:graphic>
+              <a:graphicData uri="http://schemas.openxmlformats.org/drawingml/2006/picture">
+                <pic:pic>
+                  <pic:nvPicPr>
+                    <pic:cNvPr id="0" name="image18.png"/>
+                    <pic:cNvPicPr/>
+                  </pic:nvPicPr>
+                  <pic:blipFill>
+                    <a:blip r:embed="rId9"/>
+                    <a:stretch>
+                      <a:fillRect/>
+                    </a:stretch>
+                  </pic:blipFill>
+                  <pic:spPr>
+                    <a:xfrm>
+                      <a:off x="0" y="0"/>
+                      <a:ext cx="4572000" cy="5047308"/>
+                    </a:xfrm>
+                    <a:prstGeom prst="rect"/>
+                  </pic:spPr>
+                </pic:pic>
+              </a:graphicData>
+            </a:graphic>
+          </wp:inline>
+        </w:drawing>
       </w:r>
     </w:p>
     <w:sectPr>
